--- a/브라질 변호사/1부/1부_4화_아버지의_식탁.docx
+++ b/브라질 변호사/1부/1부_4화_아버지의_식탁.docx
@@ -62,7 +62,7 @@
           <w:i w:val="0"/>
           <w:sz w:val="22"/>
         </w:rPr>
-        <w:t>2015년 4월 하순, 3화에서 세베리누의 커피를 받고 법원 계단에서 루시아에게 ‘독의 변호인’ 소리를 들은 지 사흘 뒤. 수은 소송의 감정(perícia) 일정 심리 때문에 노바 카라자이에 머무는 하파는 부모 집 옛 방에서 지낸다. 같은 날 아침 상파울루에서는 관용 협정(2화) 뒤 검찰이 현장 기사 파비아누 호샤를 과실치사로 기소했다는 뉴스가 나온다.</w:t>
+        <w:t>2015년 4월 하순, 3화에서 세베리누의 커피를 받고 법원 계단에서 루시아에게 ‘독의 변호인’ 소리를 들은 지 사흘 뒤. 수은 소송의 감정(perícia) 일정 심리 때문에 노바 카라자이에 머무는 하파는 부모 집 옛 방에서 지낸다. 같은 날 아침 상파울루에서는 관용 협정(2화) 뒤 검찰이 현장 기사 파비아누 호샤를 과실치사로 기소했다는 뉴스가 나온다. 장면 6에서 아버지가 털어놓는 1994년 제련소 사고 때 해고된 동료 제 벤투의 변호인은 세베리누였고, 니바우두는 그의 증언 요청을 거절했다.</w:t>
       </w:r>
     </w:p>
     <w:p>
@@ -3468,6 +3468,71 @@
           <w:sz w:val="22"/>
         </w:rPr>
         <w:t>Manda quem pode, obedece quem tem juízo. Foi o que eu disse pro Zé quando ele veio me pedir pra depor.</w:t>
+      </w:r>
+    </w:p>
+    <w:p>
+      <w:pPr>
+        <w:spacing w:before="0" w:after="110" w:line="300" w:lineRule="auto"/>
+      </w:pPr>
+      <w:r>
+        <w:rPr>
+          <w:rFonts w:ascii="Times New Roman" w:hAnsi="Times New Roman" w:eastAsia="Malgun Gothic"/>
+          <w:b/>
+          <w:i w:val="0"/>
+          <w:sz w:val="22"/>
+        </w:rPr>
+        <w:t xml:space="preserve">Rafa: </w:t>
+      </w:r>
+      <w:r>
+        <w:rPr>
+          <w:rFonts w:ascii="Times New Roman" w:hAnsi="Times New Roman" w:eastAsia="Malgun Gothic"/>
+          <w:b w:val="0"/>
+          <w:i w:val="0"/>
+          <w:sz w:val="22"/>
+        </w:rPr>
+        <w:t>O Zé tinha advogado?</w:t>
+      </w:r>
+    </w:p>
+    <w:p>
+      <w:pPr>
+        <w:spacing w:before="0" w:after="110" w:line="300" w:lineRule="auto"/>
+      </w:pPr>
+      <w:r>
+        <w:rPr>
+          <w:rFonts w:ascii="Times New Roman" w:hAnsi="Times New Roman" w:eastAsia="Malgun Gothic"/>
+          <w:b/>
+          <w:i w:val="0"/>
+          <w:sz w:val="22"/>
+        </w:rPr>
+        <w:t xml:space="preserve">Nivaldo: </w:t>
+      </w:r>
+      <w:r>
+        <w:rPr>
+          <w:rFonts w:ascii="Times New Roman" w:hAnsi="Times New Roman" w:eastAsia="Malgun Gothic"/>
+          <w:b w:val="0"/>
+          <w:i w:val="0"/>
+          <w:sz w:val="22"/>
+        </w:rPr>
+        <w:t xml:space="preserve">Tinha. Um só aceitou a causa. </w:t>
+      </w:r>
+      <w:r>
+        <w:rPr>
+          <w:rFonts w:ascii="Times New Roman" w:hAnsi="Times New Roman" w:eastAsia="Malgun Gothic"/>
+          <w:b w:val="0"/>
+          <w:i/>
+          <w:color w:val="555555"/>
+          <w:sz w:val="22"/>
+        </w:rPr>
+        <w:t>(pausa)</w:t>
+      </w:r>
+      <w:r>
+        <w:rPr>
+          <w:rFonts w:ascii="Times New Roman" w:hAnsi="Times New Roman" w:eastAsia="Malgun Gothic"/>
+          <w:b w:val="0"/>
+          <w:i w:val="0"/>
+          <w:sz w:val="22"/>
+        </w:rPr>
+        <w:t xml:space="preserve"> O Severino. Veio até aquele portão ali me pedir o depoimento. Eu não abri.</w:t>
       </w:r>
     </w:p>
     <w:p>
